--- a/templates/master_template_1.docx
+++ b/templates/master_template_1.docx
@@ -1,6 +1,6 @@
 
 <file path=word/document.xml><?xml version="1.0" encoding="utf-8"?>
-<w:document xmlns:wpc="http://schemas.microsoft.com/office/word/2010/wordprocessingCanvas" xmlns:cx="http://schemas.microsoft.com/office/drawing/2014/chartex" xmlns:cx1="http://schemas.microsoft.com/office/drawing/2015/9/8/chartex" xmlns:cx2="http://schemas.microsoft.com/office/drawing/2015/10/21/chartex" xmlns:cx3="http://schemas.microsoft.com/office/drawing/2016/5/9/chartex" xmlns:cx4="http://schemas.microsoft.com/office/drawing/2016/5/10/chartex" xmlns:cx5="http://schemas.microsoft.com/office/drawing/2016/5/11/chartex" xmlns:cx6="http://schemas.microsoft.com/office/drawing/2016/5/12/chartex" xmlns:cx7="http://schemas.microsoft.com/office/drawing/2016/5/13/chartex" xmlns:cx8="http://schemas.microsoft.com/office/drawing/2016/5/14/chartex" xmlns:mc="http://schemas.openxmlformats.org/markup-compatibility/2006" xmlns:aink="http://schemas.microsoft.com/office/drawing/2016/ink" xmlns:am3d="http://schemas.microsoft.com/office/drawing/2017/model3d" xmlns:o="urn:schemas-microsoft-com:office:office" xmlns:oel="http://schemas.microsoft.com/office/2019/extlst" xmlns:r="http://schemas.openxmlformats.org/officeDocument/2006/relationships" xmlns:m="http://schemas.openxmlformats.org/officeDocument/2006/math" xmlns:v="urn:schemas-microsoft-com:vml" xmlns:wp14="http://schemas.microsoft.com/office/word/2010/wordprocessingDrawing" xmlns:wp="http://schemas.openxmlformats.org/drawingml/2006/wordprocessingDrawing" xmlns:w10="urn:schemas-microsoft-com:office:word" xmlns:w="http://schemas.openxmlformats.org/wordprocessingml/2006/main" xmlns:w14="http://schemas.microsoft.com/office/word/2010/wordml" xmlns:w15="http://schemas.microsoft.com/office/word/2012/wordml" xmlns:w16cex="http://schemas.microsoft.com/office/word/2018/wordml/cex" xmlns:w16cid="http://schemas.microsoft.com/office/word/2016/wordml/cid" xmlns:w16="http://schemas.microsoft.com/office/word/2018/wordml" xmlns:w16du="http://schemas.microsoft.com/office/word/2023/wordml/word16du" xmlns:w16sdtdh="http://schemas.microsoft.com/office/word/2020/wordml/sdtdatahash" xmlns:w16sdtfl="http://schemas.microsoft.com/office/word/2024/wordml/sdtformatlock" xmlns:w16se="http://schemas.microsoft.com/office/word/2015/wordml/symex" xmlns:wpg="http://schemas.microsoft.com/office/word/2010/wordprocessingGroup" xmlns:wpi="http://schemas.microsoft.com/office/word/2010/wordprocessingInk" xmlns:wne="http://schemas.microsoft.com/office/word/2006/wordml" xmlns:wps="http://schemas.microsoft.com/office/word/2010/wordprocessingShape" mc:Ignorable="w14 w15 w16se w16cid w16 w16cex w16sdtdh w16sdtfl w16du wp14">
+<w:document xmlns:wpc="http://schemas.microsoft.com/office/word/2010/wordprocessingCanvas" xmlns:cx="http://schemas.microsoft.com/office/drawing/2014/chartex" xmlns:mc="http://schemas.openxmlformats.org/markup-compatibility/2006" xmlns:o="urn:schemas-microsoft-com:office:office" xmlns:r="http://schemas.openxmlformats.org/officeDocument/2006/relationships" xmlns:m="http://schemas.openxmlformats.org/officeDocument/2006/math" xmlns:v="urn:schemas-microsoft-com:vml" xmlns:wp14="http://schemas.microsoft.com/office/word/2010/wordprocessingDrawing" xmlns:wp="http://schemas.openxmlformats.org/drawingml/2006/wordprocessingDrawing" xmlns:w10="urn:schemas-microsoft-com:office:word" xmlns:w="http://schemas.openxmlformats.org/wordprocessingml/2006/main" xmlns:w14="http://schemas.microsoft.com/office/word/2010/wordml" xmlns:w15="http://schemas.microsoft.com/office/word/2012/wordml" xmlns:w16se="http://schemas.microsoft.com/office/word/2015/wordml/symex" xmlns:wpg="http://schemas.microsoft.com/office/word/2010/wordprocessingGroup" xmlns:wpi="http://schemas.microsoft.com/office/word/2010/wordprocessingInk" xmlns:wne="http://schemas.microsoft.com/office/word/2006/wordml" xmlns:wps="http://schemas.microsoft.com/office/word/2010/wordprocessingShape" mc:Ignorable="w14 w15 w16se wp14">
   <w:body>
     <w:p>
       <w:pPr>
@@ -100,6 +100,7 @@
     </w:p>
     <w:p>
       <w:pPr>
+        <w:spacing w:line="240" w:lineRule="auto"/>
         <w:rPr>
           <w:rFonts w:asciiTheme="majorBidi" w:hAnsiTheme="majorBidi" w:cstheme="majorBidi"/>
         </w:rPr>
@@ -114,6 +115,7 @@
     </w:p>
     <w:p>
       <w:pPr>
+        <w:spacing w:line="240" w:lineRule="auto"/>
         <w:rPr>
           <w:rFonts w:asciiTheme="majorBidi" w:hAnsiTheme="majorBidi" w:cstheme="majorBidi"/>
         </w:rPr>
@@ -223,6 +225,8 @@
           <w:rFonts w:asciiTheme="majorBidi" w:hAnsiTheme="majorBidi" w:cstheme="majorBidi"/>
         </w:rPr>
       </w:pPr>
+      <w:bookmarkStart w:id="0" w:name="_GoBack"/>
+      <w:bookmarkEnd w:id="0"/>
       <w:r>
         <w:rPr>
           <w:rFonts w:asciiTheme="majorBidi" w:hAnsiTheme="majorBidi" w:cstheme="majorBidi"/>
@@ -255,15 +259,16 @@
           <w:noProof/>
           <w:sz w:val="20"/>
           <w:szCs w:val="20"/>
+          <w:lang w:bidi="ne-NP"/>
         </w:rPr>
         <w:drawing>
-          <wp:anchor distT="0" distB="0" distL="114300" distR="114300" simplePos="0" relativeHeight="251645952" behindDoc="1" locked="0" layoutInCell="1" allowOverlap="1" wp14:anchorId="4FDDAD65" wp14:editId="1D3DFDBD">
+          <wp:anchor distT="0" distB="0" distL="114300" distR="114300" simplePos="0" relativeHeight="251651072" behindDoc="1" locked="0" layoutInCell="1" allowOverlap="1" wp14:anchorId="4FDDAD65" wp14:editId="2E1AA4DB">
             <wp:simplePos x="0" y="0"/>
             <wp:positionH relativeFrom="column">
-              <wp:posOffset>1821815</wp:posOffset>
+              <wp:posOffset>2711323</wp:posOffset>
             </wp:positionH>
             <wp:positionV relativeFrom="paragraph">
-              <wp:posOffset>647700</wp:posOffset>
+              <wp:posOffset>480162</wp:posOffset>
             </wp:positionV>
             <wp:extent cx="1353664" cy="1390650"/>
             <wp:effectExtent l="0" t="0" r="0" b="0"/>
@@ -325,15 +330,16 @@
           <w:noProof/>
           <w:sz w:val="20"/>
           <w:szCs w:val="20"/>
+          <w:lang w:bidi="ne-NP"/>
         </w:rPr>
         <w:drawing>
-          <wp:anchor distT="0" distB="0" distL="114300" distR="114300" simplePos="0" relativeHeight="251669504" behindDoc="1" locked="0" layoutInCell="1" allowOverlap="1" wp14:anchorId="3FB53590" wp14:editId="36AC865B">
+          <wp:anchor distT="0" distB="0" distL="114300" distR="114300" simplePos="0" relativeHeight="251665408" behindDoc="1" locked="0" layoutInCell="1" allowOverlap="1" wp14:anchorId="3FB53590" wp14:editId="13A50417">
             <wp:simplePos x="0" y="0"/>
             <wp:positionH relativeFrom="column">
-              <wp:posOffset>4832350</wp:posOffset>
+              <wp:posOffset>4814697</wp:posOffset>
             </wp:positionH>
             <wp:positionV relativeFrom="paragraph">
-              <wp:posOffset>210820</wp:posOffset>
+              <wp:posOffset>158471</wp:posOffset>
             </wp:positionV>
             <wp:extent cx="840740" cy="485775"/>
             <wp:effectExtent l="0" t="0" r="0" b="9525"/>
@@ -401,28 +407,6 @@
         <w:rPr>
           <w:rFonts w:asciiTheme="majorBidi" w:hAnsiTheme="majorBidi" w:cstheme="majorBidi"/>
         </w:rPr>
-      </w:pPr>
-    </w:p>
-    <w:p>
-      <w:pPr>
-        <w:ind w:firstLine="720"/>
-        <w:rPr>
-          <w:rFonts w:asciiTheme="majorBidi" w:hAnsiTheme="majorBidi" w:cstheme="majorBidi"/>
-        </w:rPr>
-      </w:pPr>
-    </w:p>
-    <w:p>
-      <w:pPr>
-        <w:rPr>
-          <w:rFonts w:asciiTheme="majorBidi" w:hAnsiTheme="majorBidi" w:cstheme="majorBidi"/>
-        </w:rPr>
-      </w:pPr>
-    </w:p>
-    <w:p>
-      <w:pPr>
-        <w:rPr>
-          <w:rFonts w:asciiTheme="majorBidi" w:hAnsiTheme="majorBidi" w:cstheme="majorBidi"/>
-        </w:rPr>
         <w:sectPr>
           <w:headerReference w:type="default" r:id="rId10"/>
           <w:pgSz w:w="12240" w:h="15840"/>
@@ -456,21 +440,7 @@
         <w:rPr>
           <w:rFonts w:asciiTheme="majorBidi" w:hAnsiTheme="majorBidi" w:cstheme="majorBidi"/>
         </w:rPr>
-        <w:t>(</w:t>
-      </w:r>
-      <w:proofErr w:type="spellStart"/>
-      <w:r>
-        <w:rPr>
-          <w:rFonts w:asciiTheme="majorBidi" w:hAnsiTheme="majorBidi" w:cstheme="majorBidi"/>
-        </w:rPr>
-        <w:t>i</w:t>
-      </w:r>
-      <w:proofErr w:type="spellEnd"/>
-      <w:r>
-        <w:rPr>
-          <w:rFonts w:asciiTheme="majorBidi" w:hAnsiTheme="majorBidi" w:cstheme="majorBidi"/>
-        </w:rPr>
-        <w:t>) We declare that we are solely responsible for the authenticity of the documents submitted by us. The document and information submitted by us are true and correct. If any document/information given is found to be concealed at a later date, we shall accept any legal actions by the Employer.</w:t>
+        <w:t>(i) We declare that we are solely responsible for the authenticity of the documents submitted by us. The document and information submitted by us are true and correct. If any document/information given is found to be concealed at a later date, we shall accept any legal actions by the Employer.</w:t>
       </w:r>
     </w:p>
     <w:p>
@@ -591,13 +561,6 @@
         </w:rPr>
         <w:t>_NAME}}</w:t>
       </w:r>
-    </w:p>
-    <w:p>
-      <w:pPr>
-        <w:rPr>
-          <w:rFonts w:asciiTheme="majorBidi" w:hAnsiTheme="majorBidi" w:cstheme="majorBidi"/>
-        </w:rPr>
-      </w:pPr>
     </w:p>
     <w:p>
       <w:pPr>
@@ -611,9 +574,10 @@
           <w:noProof/>
           <w:sz w:val="20"/>
           <w:szCs w:val="20"/>
+          <w:lang w:bidi="ne-NP"/>
         </w:rPr>
         <w:drawing>
-          <wp:anchor distT="0" distB="0" distL="114300" distR="114300" simplePos="0" relativeHeight="251664384" behindDoc="1" locked="0" layoutInCell="1" allowOverlap="1" wp14:anchorId="7370D326" wp14:editId="399A933D">
+          <wp:anchor distT="0" distB="0" distL="114300" distR="114300" simplePos="0" relativeHeight="251663360" behindDoc="1" locked="0" layoutInCell="1" allowOverlap="1" wp14:anchorId="7370D326" wp14:editId="399A933D">
             <wp:simplePos x="0" y="0"/>
             <wp:positionH relativeFrom="column">
               <wp:posOffset>436908</wp:posOffset>
@@ -760,6 +724,7 @@
           <w:noProof/>
           <w:sz w:val="20"/>
           <w:szCs w:val="20"/>
+          <w:lang w:bidi="ne-NP"/>
         </w:rPr>
         <w:drawing>
           <wp:anchor distT="0" distB="0" distL="114300" distR="114300" simplePos="0" relativeHeight="251667456" behindDoc="1" locked="0" layoutInCell="1" allowOverlap="1" wp14:anchorId="03D00478" wp14:editId="1E60F046">
@@ -881,7 +846,6 @@
           <w:sz w:val="28"/>
           <w:u w:val="single"/>
         </w:rPr>
-        <w:lastRenderedPageBreak/>
         <w:t>Letter of Price Bid</w:t>
       </w:r>
     </w:p>
@@ -1208,6 +1172,7 @@
           <w:noProof/>
           <w:sz w:val="20"/>
           <w:szCs w:val="20"/>
+          <w:lang w:bidi="ne-NP"/>
         </w:rPr>
         <w:drawing>
           <wp:anchor distT="0" distB="0" distL="114300" distR="114300" simplePos="0" relativeHeight="251654144" behindDoc="1" locked="0" layoutInCell="1" allowOverlap="1" wp14:anchorId="0E5376F1" wp14:editId="3F0CAE28">
@@ -1263,21 +1228,7 @@
         <w:rPr>
           <w:rFonts w:asciiTheme="majorBidi" w:eastAsia="Rockwell" w:hAnsiTheme="majorBidi" w:cstheme="majorBidi"/>
         </w:rPr>
-        <w:t>(</w:t>
-      </w:r>
-      <w:proofErr w:type="spellStart"/>
-      <w:r>
-        <w:rPr>
-          <w:rFonts w:asciiTheme="majorBidi" w:eastAsia="Rockwell" w:hAnsiTheme="majorBidi" w:cstheme="majorBidi"/>
-        </w:rPr>
-        <w:t>i</w:t>
-      </w:r>
-      <w:proofErr w:type="spellEnd"/>
-      <w:r>
-        <w:rPr>
-          <w:rFonts w:asciiTheme="majorBidi" w:eastAsia="Rockwell" w:hAnsiTheme="majorBidi" w:cstheme="majorBidi"/>
-        </w:rPr>
-        <w:t>) We are not participating, as a Bidder or as a subcontractor, in more than one bid in this bidding process 29 in accordance with ITB 4.3;</w:t>
+        <w:t>(i) We are not participating, as a Bidder or as a subcontractor, in more than one bid in this bidding process 29 in accordance with ITB 4.3;</w:t>
       </w:r>
     </w:p>
     <w:p>
@@ -1307,6 +1258,7 @@
           <w:noProof/>
           <w:sz w:val="20"/>
           <w:szCs w:val="20"/>
+          <w:lang w:bidi="ne-NP"/>
         </w:rPr>
         <w:drawing>
           <wp:anchor distT="0" distB="0" distL="114300" distR="114300" simplePos="0" relativeHeight="251662336" behindDoc="1" locked="0" layoutInCell="1" allowOverlap="1" wp14:anchorId="2B56B6BF" wp14:editId="3A972EB3">
@@ -1370,7 +1322,6 @@
         <w:rPr>
           <w:rFonts w:asciiTheme="majorBidi" w:eastAsia="Rockwell" w:hAnsiTheme="majorBidi" w:cstheme="majorBidi"/>
         </w:rPr>
-        <w:lastRenderedPageBreak/>
         <w:t>(j) Our firm, its affiliates or subsidiaries, including any Subcontractors or Suppliers for any part of the contract, has not been declared ineligible, under the Employer’s country laws or official regulations or by an act of compliance with a decision of the United Nations Security Council;</w:t>
       </w:r>
     </w:p>
@@ -1568,6 +1519,7 @@
           <w:noProof/>
           <w:sz w:val="20"/>
           <w:szCs w:val="20"/>
+          <w:lang w:bidi="ne-NP"/>
         </w:rPr>
         <w:drawing>
           <wp:anchor distT="0" distB="0" distL="114300" distR="114300" simplePos="0" relativeHeight="251659264" behindDoc="1" locked="0" layoutInCell="1" allowOverlap="1" wp14:anchorId="40087C32" wp14:editId="6BDB0FA8">
@@ -1708,6 +1660,7 @@
           <w:noProof/>
           <w:sz w:val="20"/>
           <w:szCs w:val="20"/>
+          <w:lang w:bidi="ne-NP"/>
         </w:rPr>
         <w:drawing>
           <wp:anchor distT="0" distB="0" distL="114300" distR="114300" simplePos="0" relativeHeight="251661312" behindDoc="1" locked="0" layoutInCell="1" allowOverlap="1" wp14:anchorId="23744482" wp14:editId="7A0F5E07">
@@ -1759,7 +1712,7 @@
           </wp:anchor>
         </w:drawing>
       </w:r>
-      <w:bookmarkStart w:id="0" w:name="_Hlk154073498"/>
+      <w:bookmarkStart w:id="1" w:name="_Hlk154073498"/>
     </w:p>
     <w:p>
       <w:pPr>
@@ -1850,7 +1803,6 @@
           <w:szCs w:val="24"/>
           <w:u w:val="single"/>
         </w:rPr>
-        <w:lastRenderedPageBreak/>
         <w:t>Date:</w:t>
       </w:r>
       <w:r>
@@ -2160,6 +2112,7 @@
     </w:p>
     <w:p>
       <w:pPr>
+        <w:spacing w:line="240" w:lineRule="auto"/>
         <w:jc w:val="both"/>
         <w:rPr>
           <w:rFonts w:asciiTheme="majorBidi" w:hAnsiTheme="majorBidi" w:cstheme="majorBidi"/>
@@ -2198,6 +2151,7 @@
           <w:right w:val="nil"/>
           <w:between w:val="nil"/>
         </w:pBdr>
+        <w:spacing w:line="240" w:lineRule="auto"/>
         <w:jc w:val="both"/>
         <w:rPr>
           <w:rFonts w:asciiTheme="majorBidi" w:hAnsiTheme="majorBidi" w:cstheme="majorBidi"/>
@@ -2205,132 +2159,24 @@
           <w:color w:val="000000"/>
         </w:rPr>
       </w:pPr>
-      <w:r>
-        <w:rPr>
-          <w:rFonts w:asciiTheme="majorBidi" w:hAnsiTheme="majorBidi" w:cstheme="majorBidi"/>
-          <w:color w:val="000000"/>
-        </w:rPr>
-        <w:t xml:space="preserve">at its office, in </w:t>
-      </w:r>
-      <w:r>
-        <w:rPr>
-          <w:rFonts w:asciiTheme="majorBidi" w:hAnsiTheme="majorBidi" w:cstheme="majorBidi"/>
-          <w:b/>
-        </w:rPr>
-        <w:t>{{</w:t>
-      </w:r>
-      <w:r>
-        <w:rPr>
-          <w:rFonts w:asciiTheme="majorBidi" w:hAnsiTheme="majorBidi" w:cstheme="majorBidi"/>
-          <w:b/>
-        </w:rPr>
-        <w:t>LEAD_ADDRESS</w:t>
-      </w:r>
-      <w:r>
-        <w:rPr>
-          <w:rFonts w:asciiTheme="majorBidi" w:hAnsiTheme="majorBidi" w:cstheme="majorBidi"/>
-          <w:b/>
-        </w:rPr>
-        <w:t>}}</w:t>
-      </w:r>
-      <w:r>
-        <w:rPr>
-          <w:rFonts w:asciiTheme="majorBidi" w:hAnsiTheme="majorBidi" w:cstheme="majorBidi"/>
-        </w:rPr>
-        <w:t>,</w:t>
-      </w:r>
-    </w:p>
-    <w:p>
-      <w:pPr>
-        <w:pBdr>
-          <w:top w:val="nil"/>
-          <w:left w:val="nil"/>
-          <w:bottom w:val="nil"/>
-          <w:right w:val="nil"/>
-          <w:between w:val="nil"/>
-        </w:pBdr>
-        <w:ind w:left="720"/>
-        <w:jc w:val="both"/>
-        <w:rPr>
-          <w:rFonts w:asciiTheme="majorBidi" w:hAnsiTheme="majorBidi" w:cstheme="majorBidi"/>
-          <w:b/>
-          <w:color w:val="000000"/>
-        </w:rPr>
-      </w:pPr>
-      <w:r>
-        <w:rPr>
-          <w:rFonts w:asciiTheme="majorBidi" w:hAnsiTheme="majorBidi" w:cstheme="majorBidi"/>
-          <w:noProof/>
-          <w:sz w:val="20"/>
-          <w:szCs w:val="20"/>
-        </w:rPr>
-        <w:drawing>
-          <wp:anchor distT="0" distB="0" distL="114300" distR="114300" simplePos="0" relativeHeight="251652096" behindDoc="1" locked="0" layoutInCell="1" allowOverlap="1" wp14:anchorId="15588C85" wp14:editId="79C96AA1">
-            <wp:simplePos x="0" y="0"/>
-            <wp:positionH relativeFrom="column">
-              <wp:posOffset>1507490</wp:posOffset>
-            </wp:positionH>
-            <wp:positionV relativeFrom="paragraph">
-              <wp:posOffset>247650</wp:posOffset>
-            </wp:positionV>
-            <wp:extent cx="1353664" cy="1390650"/>
-            <wp:effectExtent l="0" t="0" r="0" b="0"/>
-            <wp:wrapNone/>
-            <wp:docPr id="784438900" name="Picture 8" descr="LEAD_STAMP"/>
-            <wp:cNvGraphicFramePr>
-              <a:graphicFrameLocks xmlns:a="http://schemas.openxmlformats.org/drawingml/2006/main" noChangeAspect="1"/>
-            </wp:cNvGraphicFramePr>
-            <a:graphic xmlns:a="http://schemas.openxmlformats.org/drawingml/2006/main">
-              <a:graphicData uri="http://schemas.openxmlformats.org/drawingml/2006/picture">
-                <pic:pic xmlns:pic="http://schemas.openxmlformats.org/drawingml/2006/picture">
-                  <pic:nvPicPr>
-                    <pic:cNvPr id="195424474" name="Picture 8" descr="LEAD_STAMP"/>
-                    <pic:cNvPicPr/>
-                  </pic:nvPicPr>
-                  <pic:blipFill>
-                    <a:blip r:embed="rId8"/>
-                    <a:stretch>
-                      <a:fillRect/>
-                    </a:stretch>
-                  </pic:blipFill>
-                  <pic:spPr>
-                    <a:xfrm>
-                      <a:off x="0" y="0"/>
-                      <a:ext cx="1353664" cy="1390650"/>
-                    </a:xfrm>
-                    <a:prstGeom prst="rect">
-                      <a:avLst/>
-                    </a:prstGeom>
-                  </pic:spPr>
-                </pic:pic>
-              </a:graphicData>
-            </a:graphic>
-            <wp14:sizeRelH relativeFrom="margin">
-              <wp14:pctWidth>0</wp14:pctWidth>
-            </wp14:sizeRelH>
-            <wp14:sizeRelV relativeFrom="margin">
-              <wp14:pctHeight>0</wp14:pctHeight>
-            </wp14:sizeRelV>
-          </wp:anchor>
-        </w:drawing>
-      </w:r>
       <w:r>
         <w:rPr>
           <w:rFonts w:asciiTheme="majorBidi" w:hAnsiTheme="majorBidi" w:cstheme="majorBidi"/>
           <w:noProof/>
           <w:color w:val="000000"/>
           <w:u w:val="single"/>
+          <w:lang w:bidi="ne-NP"/>
         </w:rPr>
         <mc:AlternateContent>
           <mc:Choice Requires="wps">
             <w:drawing>
-              <wp:anchor distT="0" distB="0" distL="114300" distR="114300" simplePos="0" relativeHeight="251650048" behindDoc="1" locked="0" layoutInCell="1" allowOverlap="1" wp14:anchorId="7AAE3E24" wp14:editId="66A5DAF2">
+              <wp:anchor distT="0" distB="0" distL="114300" distR="114300" simplePos="0" relativeHeight="251658240" behindDoc="1" locked="0" layoutInCell="1" allowOverlap="1" wp14:anchorId="7AAE3E24" wp14:editId="644AC39F">
                 <wp:simplePos x="0" y="0"/>
                 <wp:positionH relativeFrom="column">
-                  <wp:posOffset>3223260</wp:posOffset>
+                  <wp:posOffset>4232843</wp:posOffset>
                 </wp:positionH>
                 <wp:positionV relativeFrom="paragraph">
-                  <wp:posOffset>245110</wp:posOffset>
+                  <wp:posOffset>81356</wp:posOffset>
                 </wp:positionV>
                 <wp:extent cx="2314575" cy="1044575"/>
                 <wp:effectExtent l="0" t="0" r="28575" b="22225"/>
@@ -2374,12 +2220,13 @@
                             <w:r>
                               <w:rPr>
                                 <w:noProof/>
+                                <w:lang w:bidi="ne-NP"/>
                               </w:rPr>
                               <w:drawing>
                                 <wp:inline distT="0" distB="0" distL="0" distR="0" wp14:anchorId="32B2513B" wp14:editId="7DE31F3E">
                                   <wp:extent cx="840740" cy="588010"/>
                                   <wp:effectExtent l="0" t="0" r="0" b="2540"/>
-                                  <wp:docPr id="1142853954" name="Picture 7" descr="LEAD_CEO_SIG"/>
+                                  <wp:docPr id="2" name="Picture 7" descr="LEAD_CEO_SIG"/>
                                   <wp:cNvGraphicFramePr>
                                     <a:graphicFrameLocks xmlns:a="http://schemas.openxmlformats.org/drawingml/2006/main" noChangeAspect="1"/>
                                   </wp:cNvGraphicFramePr>
@@ -2437,7 +2284,7 @@
                 <v:stroke joinstyle="miter"/>
                 <v:path gradientshapeok="t" o:connecttype="rect"/>
               </v:shapetype>
-              <v:shape id="Text Box 1" o:spid="_x0000_s1026" type="#_x0000_t202" style="position:absolute;left:0;text-align:left;margin-left:253.8pt;margin-top:19.3pt;width:182.25pt;height:82.25pt;z-index:-251666432;visibility:visible;mso-wrap-style:square;mso-height-percent:0;mso-wrap-distance-left:9pt;mso-wrap-distance-top:0;mso-wrap-distance-right:9pt;mso-wrap-distance-bottom:0;mso-position-horizontal:absolute;mso-position-horizontal-relative:text;mso-position-vertical:absolute;mso-position-vertical-relative:text;mso-height-percent:0;mso-height-relative:margin;v-text-anchor:top" o:gfxdata="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" fillcolor="white [3201]" strokecolor="black [3200]" strokeweight="2pt">
+              <v:shape id="Text Box 1" o:spid="_x0000_s1026" type="#_x0000_t202" style="position:absolute;left:0;text-align:left;margin-left:333.3pt;margin-top:6.4pt;width:182.25pt;height:82.25pt;z-index:-251658240;visibility:visible;mso-wrap-style:square;mso-height-percent:0;mso-wrap-distance-left:9pt;mso-wrap-distance-top:0;mso-wrap-distance-right:9pt;mso-wrap-distance-bottom:0;mso-position-horizontal:absolute;mso-position-horizontal-relative:text;mso-position-vertical:absolute;mso-position-vertical-relative:text;mso-height-percent:0;mso-height-relative:margin;v-text-anchor:top" o:gfxdata="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" fillcolor="white [3201]" strokecolor="black [3200]" strokeweight="2pt">
                 <v:textbox>
                   <w:txbxContent>
                     <w:p>
@@ -2447,12 +2294,13 @@
                       <w:r>
                         <w:rPr>
                           <w:noProof/>
+                          <w:lang w:bidi="ne-NP"/>
                         </w:rPr>
                         <w:drawing>
                           <wp:inline distT="0" distB="0" distL="0" distR="0" wp14:anchorId="32B2513B" wp14:editId="7DE31F3E">
                             <wp:extent cx="840740" cy="588010"/>
                             <wp:effectExtent l="0" t="0" r="0" b="2540"/>
-                            <wp:docPr id="1142853954" name="Picture 7" descr="LEAD_CEO_SIG"/>
+                            <wp:docPr id="2" name="Picture 7" descr="LEAD_CEO_SIG"/>
                             <wp:cNvGraphicFramePr>
                               <a:graphicFrameLocks xmlns:a="http://schemas.openxmlformats.org/drawingml/2006/main" noChangeAspect="1"/>
                             </wp:cNvGraphicFramePr>
@@ -2499,37 +2347,28 @@
           <w:rFonts w:asciiTheme="majorBidi" w:hAnsiTheme="majorBidi" w:cstheme="majorBidi"/>
           <w:color w:val="000000"/>
         </w:rPr>
-        <w:t>Specimen</w:t>
-      </w:r>
-      <w:r>
-        <w:rPr>
-          <w:rFonts w:asciiTheme="majorBidi" w:hAnsiTheme="majorBidi" w:cstheme="majorBidi"/>
-          <w:color w:val="000000"/>
-          <w:u w:val="single"/>
-        </w:rPr>
-        <w:t xml:space="preserve"> </w:t>
-      </w:r>
-      <w:r>
-        <w:rPr>
-          <w:rFonts w:asciiTheme="majorBidi" w:hAnsiTheme="majorBidi" w:cstheme="majorBidi"/>
-          <w:color w:val="000000"/>
-        </w:rPr>
-        <w:t xml:space="preserve">signature of </w:t>
+        <w:t xml:space="preserve">at its office, in </w:t>
       </w:r>
       <w:r>
         <w:rPr>
           <w:rFonts w:asciiTheme="majorBidi" w:hAnsiTheme="majorBidi" w:cstheme="majorBidi"/>
           <w:b/>
-          <w:color w:val="000000"/>
-        </w:rPr>
-        <w:t xml:space="preserve">Mr. </w:t>
+        </w:rPr>
+        <w:t>{{</w:t>
       </w:r>
       <w:r>
         <w:rPr>
           <w:rFonts w:asciiTheme="majorBidi" w:hAnsiTheme="majorBidi" w:cstheme="majorBidi"/>
           <w:b/>
         </w:rPr>
-        <w:t>{{LEAD_PARTNER_CEO}}</w:t>
+        <w:t>LEAD_ADDRESS</w:t>
+      </w:r>
+      <w:r>
+        <w:rPr>
+          <w:rFonts w:asciiTheme="majorBidi" w:hAnsiTheme="majorBidi" w:cstheme="majorBidi"/>
+          <w:b/>
+        </w:rPr>
+        <w:t>}}</w:t>
       </w:r>
       <w:r>
         <w:rPr>
@@ -2537,24 +2376,6 @@
         </w:rPr>
         <w:t>,</w:t>
       </w:r>
-    </w:p>
-    <w:p>
-      <w:pPr>
-        <w:pBdr>
-          <w:top w:val="nil"/>
-          <w:left w:val="nil"/>
-          <w:bottom w:val="nil"/>
-          <w:right w:val="nil"/>
-          <w:between w:val="nil"/>
-        </w:pBdr>
-        <w:ind w:left="720"/>
-        <w:jc w:val="center"/>
-        <w:rPr>
-          <w:rFonts w:asciiTheme="majorBidi" w:hAnsiTheme="majorBidi" w:cstheme="majorBidi"/>
-          <w:b/>
-          <w:color w:val="000000"/>
-        </w:rPr>
-      </w:pPr>
     </w:p>
     <w:p>
       <w:pPr>
@@ -2569,24 +2390,134 @@
         <w:jc w:val="both"/>
         <w:rPr>
           <w:rFonts w:asciiTheme="majorBidi" w:hAnsiTheme="majorBidi" w:cstheme="majorBidi"/>
+          <w:b/>
           <w:color w:val="000000"/>
         </w:rPr>
       </w:pPr>
       <w:r>
         <w:rPr>
           <w:rFonts w:asciiTheme="majorBidi" w:hAnsiTheme="majorBidi" w:cstheme="majorBidi"/>
+          <w:noProof/>
+          <w:sz w:val="20"/>
+          <w:szCs w:val="20"/>
+          <w:lang w:bidi="ne-NP"/>
+        </w:rPr>
+        <w:drawing>
+          <wp:anchor distT="0" distB="0" distL="114300" distR="114300" simplePos="0" relativeHeight="251662336" behindDoc="1" locked="0" layoutInCell="1" allowOverlap="1" wp14:anchorId="15588C85" wp14:editId="6AFFD970">
+            <wp:simplePos x="0" y="0"/>
+            <wp:positionH relativeFrom="column">
+              <wp:posOffset>1521138</wp:posOffset>
+            </wp:positionH>
+            <wp:positionV relativeFrom="paragraph">
+              <wp:posOffset>15638</wp:posOffset>
+            </wp:positionV>
+            <wp:extent cx="1353664" cy="1390650"/>
+            <wp:effectExtent l="0" t="0" r="0" b="0"/>
+            <wp:wrapNone/>
+            <wp:docPr id="784438900" name="Picture 8" descr="LEAD_STAMP"/>
+            <wp:cNvGraphicFramePr>
+              <a:graphicFrameLocks xmlns:a="http://schemas.openxmlformats.org/drawingml/2006/main" noChangeAspect="1"/>
+            </wp:cNvGraphicFramePr>
+            <a:graphic xmlns:a="http://schemas.openxmlformats.org/drawingml/2006/main">
+              <a:graphicData uri="http://schemas.openxmlformats.org/drawingml/2006/picture">
+                <pic:pic xmlns:pic="http://schemas.openxmlformats.org/drawingml/2006/picture">
+                  <pic:nvPicPr>
+                    <pic:cNvPr id="195424474" name="Picture 8" descr="LEAD_STAMP"/>
+                    <pic:cNvPicPr/>
+                  </pic:nvPicPr>
+                  <pic:blipFill>
+                    <a:blip r:embed="rId8"/>
+                    <a:stretch>
+                      <a:fillRect/>
+                    </a:stretch>
+                  </pic:blipFill>
+                  <pic:spPr>
+                    <a:xfrm>
+                      <a:off x="0" y="0"/>
+                      <a:ext cx="1353664" cy="1390650"/>
+                    </a:xfrm>
+                    <a:prstGeom prst="rect">
+                      <a:avLst/>
+                    </a:prstGeom>
+                  </pic:spPr>
+                </pic:pic>
+              </a:graphicData>
+            </a:graphic>
+            <wp14:sizeRelH relativeFrom="margin">
+              <wp14:pctWidth>0</wp14:pctWidth>
+            </wp14:sizeRelH>
+            <wp14:sizeRelV relativeFrom="margin">
+              <wp14:pctHeight>0</wp14:pctHeight>
+            </wp14:sizeRelV>
+          </wp:anchor>
+        </w:drawing>
+      </w:r>
+      <w:r>
+        <w:rPr>
+          <w:rFonts w:asciiTheme="majorBidi" w:hAnsiTheme="majorBidi" w:cstheme="majorBidi"/>
           <w:color w:val="000000"/>
         </w:rPr>
-        <w:t xml:space="preserve">With Regards </w:t>
+        <w:t>Specimen</w:t>
+      </w:r>
+      <w:r>
+        <w:rPr>
+          <w:rFonts w:asciiTheme="majorBidi" w:hAnsiTheme="majorBidi" w:cstheme="majorBidi"/>
+          <w:color w:val="000000"/>
+          <w:u w:val="single"/>
+        </w:rPr>
+        <w:t xml:space="preserve"> </w:t>
+      </w:r>
+      <w:r>
+        <w:rPr>
+          <w:rFonts w:asciiTheme="majorBidi" w:hAnsiTheme="majorBidi" w:cstheme="majorBidi"/>
+          <w:color w:val="000000"/>
+        </w:rPr>
+        <w:t xml:space="preserve">signature of </w:t>
+      </w:r>
+      <w:r>
+        <w:rPr>
+          <w:rFonts w:asciiTheme="majorBidi" w:hAnsiTheme="majorBidi" w:cstheme="majorBidi"/>
+          <w:b/>
+          <w:color w:val="000000"/>
+        </w:rPr>
+        <w:t xml:space="preserve">Mr. </w:t>
+      </w:r>
+      <w:r>
+        <w:rPr>
+          <w:rFonts w:asciiTheme="majorBidi" w:hAnsiTheme="majorBidi" w:cstheme="majorBidi"/>
+          <w:b/>
+        </w:rPr>
+        <w:t>{{LEAD_PARTNER_CEO}}</w:t>
+      </w:r>
+      <w:r>
+        <w:rPr>
+          <w:rFonts w:asciiTheme="majorBidi" w:hAnsiTheme="majorBidi" w:cstheme="majorBidi"/>
+        </w:rPr>
+        <w:t>,</w:t>
       </w:r>
     </w:p>
     <w:p>
       <w:pPr>
+        <w:pBdr>
+          <w:top w:val="nil"/>
+          <w:left w:val="nil"/>
+          <w:bottom w:val="nil"/>
+          <w:right w:val="nil"/>
+          <w:between w:val="nil"/>
+        </w:pBdr>
         <w:jc w:val="both"/>
         <w:rPr>
           <w:rFonts w:asciiTheme="majorBidi" w:hAnsiTheme="majorBidi" w:cstheme="majorBidi"/>
-        </w:rPr>
-      </w:pPr>
+          <w:color w:val="000000"/>
+        </w:rPr>
+      </w:pPr>
+      <w:r>
+        <w:rPr>
+          <w:rFonts w:asciiTheme="majorBidi" w:hAnsiTheme="majorBidi" w:cstheme="majorBidi"/>
+          <w:color w:val="000000"/>
+        </w:rPr>
+        <w:t xml:space="preserve">With Regards </w:t>
+      </w:r>
     </w:p>
     <w:tbl>
       <w:tblPr>
@@ -2944,15 +2875,16 @@
           <w:noProof/>
           <w:sz w:val="20"/>
           <w:szCs w:val="20"/>
+          <w:lang w:bidi="ne-NP"/>
         </w:rPr>
         <w:drawing>
-          <wp:anchor distT="0" distB="0" distL="114300" distR="114300" simplePos="0" relativeHeight="251666432" behindDoc="1" locked="0" layoutInCell="1" allowOverlap="1" wp14:anchorId="27715195" wp14:editId="4BABF19D">
+          <wp:anchor distT="0" distB="0" distL="114300" distR="114300" simplePos="0" relativeHeight="251666432" behindDoc="1" locked="0" layoutInCell="1" allowOverlap="1" wp14:anchorId="27715195" wp14:editId="5BF943EF">
             <wp:simplePos x="0" y="0"/>
             <wp:positionH relativeFrom="column">
-              <wp:posOffset>5073816</wp:posOffset>
+              <wp:posOffset>5073650</wp:posOffset>
             </wp:positionH>
             <wp:positionV relativeFrom="paragraph">
-              <wp:posOffset>292891</wp:posOffset>
+              <wp:posOffset>292129</wp:posOffset>
             </wp:positionV>
             <wp:extent cx="841248" cy="588264"/>
             <wp:effectExtent l="0" t="0" r="0" b="2540"/>
@@ -2995,6 +2927,7 @@
           <w:noProof/>
           <w:sz w:val="20"/>
           <w:szCs w:val="20"/>
+          <w:lang w:bidi="ne-NP"/>
         </w:rPr>
         <w:drawing>
           <wp:anchor distT="0" distB="0" distL="114300" distR="114300" simplePos="0" relativeHeight="251665408" behindDoc="1" locked="0" layoutInCell="1" allowOverlap="1" wp14:anchorId="182BC09C" wp14:editId="54E7621E">
@@ -3046,6 +2979,7 @@
           <w:noProof/>
           <w:sz w:val="20"/>
           <w:szCs w:val="20"/>
+          <w:lang w:bidi="ne-NP"/>
         </w:rPr>
         <w:drawing>
           <wp:anchor distT="0" distB="0" distL="114300" distR="114300" simplePos="0" relativeHeight="251646976" behindDoc="1" locked="0" layoutInCell="1" allowOverlap="1" wp14:anchorId="2A2FA215" wp14:editId="3837049F">
@@ -3126,7 +3060,6 @@
           <w:szCs w:val="24"/>
           <w:u w:val="single"/>
         </w:rPr>
-        <w:lastRenderedPageBreak/>
         <w:t>Date:</w:t>
       </w:r>
       <w:r>
@@ -3292,13 +3225,6 @@
     </w:p>
     <w:p>
       <w:pPr>
-        <w:rPr>
-          <w:rFonts w:asciiTheme="majorBidi" w:hAnsiTheme="majorBidi" w:cstheme="majorBidi"/>
-        </w:rPr>
-      </w:pPr>
-    </w:p>
-    <w:p>
-      <w:pPr>
         <w:jc w:val="both"/>
         <w:rPr>
           <w:rFonts w:asciiTheme="majorBidi" w:hAnsiTheme="majorBidi" w:cstheme="majorBidi"/>
@@ -3366,6 +3292,7 @@
           <w:noProof/>
           <w:sz w:val="20"/>
           <w:szCs w:val="20"/>
+          <w:lang w:bidi="ne-NP"/>
         </w:rPr>
         <w:drawing>
           <wp:anchor distT="0" distB="0" distL="114300" distR="114300" simplePos="0" relativeHeight="251658240" behindDoc="1" locked="0" layoutInCell="1" allowOverlap="1" wp14:anchorId="17F963A5" wp14:editId="7AE59DAA">
@@ -3453,6 +3380,7 @@
           <w:noProof/>
           <w:sz w:val="20"/>
           <w:szCs w:val="20"/>
+          <w:lang w:bidi="ne-NP"/>
         </w:rPr>
         <w:drawing>
           <wp:anchor distT="0" distB="0" distL="114300" distR="114300" simplePos="0" relativeHeight="251648000" behindDoc="1" locked="0" layoutInCell="1" allowOverlap="1" wp14:anchorId="0483EEAD" wp14:editId="7CB92210">
@@ -3752,7 +3680,6 @@
           <w:szCs w:val="24"/>
           <w:u w:val="single"/>
         </w:rPr>
-        <w:lastRenderedPageBreak/>
         <w:t>Date:</w:t>
       </w:r>
       <w:r>
@@ -3924,21 +3851,7 @@
         <w:rPr>
           <w:rFonts w:asciiTheme="majorBidi" w:hAnsiTheme="majorBidi" w:cstheme="majorBidi"/>
         </w:rPr>
-        <w:t xml:space="preserve">As per the provision of Clause 3 (4 </w:t>
-      </w:r>
-      <w:proofErr w:type="spellStart"/>
-      <w:r>
-        <w:rPr>
-          <w:rFonts w:asciiTheme="majorBidi" w:hAnsiTheme="majorBidi" w:cstheme="majorBidi"/>
-        </w:rPr>
-        <w:t>gha</w:t>
-      </w:r>
-      <w:proofErr w:type="spellEnd"/>
-      <w:r>
-        <w:rPr>
-          <w:rFonts w:asciiTheme="majorBidi" w:hAnsiTheme="majorBidi" w:cstheme="majorBidi"/>
-        </w:rPr>
-        <w:t xml:space="preserve"> 3) of Public Procurement act 2063, 11th edition, We, the undersigned, declare that:</w:t>
+        <w:t>As per the provision of Clause 3 (4 gha 3) of Public Procurement act 2063, 11th edition, We, the undersigned, declare that:</w:t>
       </w:r>
     </w:p>
     <w:p>
@@ -3965,21 +3878,7 @@
         <w:rPr>
           <w:rFonts w:asciiTheme="majorBidi" w:hAnsiTheme="majorBidi" w:cstheme="majorBidi"/>
         </w:rPr>
-        <w:t xml:space="preserve"> and in accordance with Clause 3 (4 </w:t>
-      </w:r>
-      <w:proofErr w:type="spellStart"/>
-      <w:r>
-        <w:rPr>
-          <w:rFonts w:asciiTheme="majorBidi" w:hAnsiTheme="majorBidi" w:cstheme="majorBidi"/>
-        </w:rPr>
-        <w:t>gha</w:t>
-      </w:r>
-      <w:proofErr w:type="spellEnd"/>
-      <w:r>
-        <w:rPr>
-          <w:rFonts w:asciiTheme="majorBidi" w:hAnsiTheme="majorBidi" w:cstheme="majorBidi"/>
-        </w:rPr>
-        <w:t xml:space="preserve"> 3) of Public Procurement act 2063, 11th edition.</w:t>
+        <w:t xml:space="preserve"> and in accordance with Clause 3 (4 gha 3) of Public Procurement act 2063, 11th edition.</w:t>
       </w:r>
     </w:p>
     <w:p>
@@ -4009,6 +3908,7 @@
           <w:noProof/>
           <w:sz w:val="20"/>
           <w:szCs w:val="20"/>
+          <w:lang w:bidi="ne-NP"/>
         </w:rPr>
         <w:drawing>
           <wp:anchor distT="0" distB="0" distL="114300" distR="114300" simplePos="0" relativeHeight="251660288" behindDoc="1" locked="0" layoutInCell="1" allowOverlap="1" wp14:anchorId="37A835D3" wp14:editId="4D05A014">
@@ -4084,15 +3984,6 @@
         <w:jc w:val="both"/>
         <w:rPr>
           <w:rFonts w:asciiTheme="majorBidi" w:hAnsiTheme="majorBidi" w:cstheme="majorBidi"/>
-          <w:noProof/>
-        </w:rPr>
-      </w:pPr>
-    </w:p>
-    <w:p>
-      <w:pPr>
-        <w:jc w:val="both"/>
-        <w:rPr>
-          <w:rFonts w:asciiTheme="majorBidi" w:hAnsiTheme="majorBidi" w:cstheme="majorBidi"/>
         </w:rPr>
       </w:pPr>
       <w:r>
@@ -4101,6 +3992,7 @@
           <w:noProof/>
           <w:sz w:val="20"/>
           <w:szCs w:val="20"/>
+          <w:lang w:bidi="ne-NP"/>
         </w:rPr>
         <w:drawing>
           <wp:anchor distT="0" distB="0" distL="114300" distR="114300" simplePos="0" relativeHeight="251649024" behindDoc="1" locked="0" layoutInCell="1" allowOverlap="1" wp14:anchorId="18541283" wp14:editId="274D96FB">
@@ -4396,7 +4288,6 @@
           <w:szCs w:val="24"/>
           <w:u w:val="single"/>
         </w:rPr>
-        <w:lastRenderedPageBreak/>
         <w:t>Date:</w:t>
       </w:r>
       <w:r>
@@ -4536,22 +4427,6 @@
         </w:rPr>
         <w:t>Form LIT - 1: Pending Litigation</w:t>
       </w:r>
-    </w:p>
-    <w:p>
-      <w:pPr>
-        <w:pBdr>
-          <w:top w:val="nil"/>
-          <w:left w:val="nil"/>
-          <w:bottom w:val="nil"/>
-          <w:right w:val="nil"/>
-          <w:between w:val="nil"/>
-        </w:pBdr>
-        <w:spacing w:before="3" w:after="1"/>
-        <w:rPr>
-          <w:rFonts w:asciiTheme="majorBidi" w:hAnsiTheme="majorBidi" w:cstheme="majorBidi"/>
-          <w:color w:val="000000"/>
-        </w:rPr>
-      </w:pPr>
     </w:p>
     <w:tbl>
       <w:tblPr>
@@ -4674,7 +4549,7 @@
       </w:tr>
       <w:tr>
         <w:trPr>
-          <w:trHeight w:val="1160"/>
+          <w:trHeight w:val="1241"/>
         </w:trPr>
         <w:tc>
           <w:tcPr>
@@ -4826,25 +4701,7 @@
                 <w:b/>
                 <w:color w:val="000000"/>
               </w:rPr>
-              <w:t xml:space="preserve">Value of Pending Claim as a Percentage </w:t>
-            </w:r>
-            <w:proofErr w:type="spellStart"/>
-            <w:r>
-              <w:rPr>
-                <w:rFonts w:asciiTheme="majorBidi" w:hAnsiTheme="majorBidi" w:cstheme="majorBidi"/>
-                <w:b/>
-                <w:color w:val="000000"/>
-              </w:rPr>
-              <w:t>on</w:t>
-            </w:r>
-            <w:proofErr w:type="spellEnd"/>
-            <w:r>
-              <w:rPr>
-                <w:rFonts w:asciiTheme="majorBidi" w:hAnsiTheme="majorBidi" w:cstheme="majorBidi"/>
-                <w:b/>
-                <w:color w:val="000000"/>
-              </w:rPr>
-              <w:t xml:space="preserve"> Net Worth</w:t>
+              <w:t>Value of Pending Claim as a Percentage on Net Worth</w:t>
             </w:r>
           </w:p>
         </w:tc>
@@ -4860,6 +4717,7 @@
       <w:r>
         <w:rPr>
           <w:noProof/>
+          <w:lang w:bidi="ne-NP"/>
         </w:rPr>
         <mc:AlternateContent>
           <mc:Choice Requires="wps">
@@ -4949,7 +4807,7 @@
           </mc:Choice>
           <mc:Fallback>
             <w:pict>
-              <v:shape w14:anchorId="7EC98715" id="_x0000_s1027" type="#_x0000_t202" style="position:absolute;left:0;text-align:left;margin-left:138pt;margin-top:12.7pt;width:2in;height:2in;z-index:-251665408;visibility:visible;mso-wrap-style:none;mso-wrap-distance-left:9pt;mso-wrap-distance-top:0;mso-wrap-distance-right:9pt;mso-wrap-distance-bottom:0;mso-position-horizontal:absolute;mso-position-horizontal-relative:text;mso-position-vertical:absolute;mso-position-vertical-relative:text;v-text-anchor:top" o:gfxdata="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" fillcolor="white [3201]" strokecolor="black [3213]" strokeweight="2pt">
+              <v:shape w14:anchorId="7EC98715" id="_x0000_s1027" type="#_x0000_t202" style="position:absolute;left:0;text-align:left;margin-left:138pt;margin-top:12.7pt;width:2in;height:2in;z-index:-251665408;visibility:visible;mso-wrap-style:none;mso-wrap-distance-left:9pt;mso-wrap-distance-top:0;mso-wrap-distance-right:9pt;mso-wrap-distance-bottom:0;mso-position-horizontal:absolute;mso-position-horizontal-relative:text;mso-position-vertical:absolute;mso-position-vertical-relative:text;v-text-anchor:top" o:gfxdata="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" fillcolor="white [3201]" strokecolor="black [3213]" strokeweight="2pt">
                 <v:textbox style="mso-fit-shape-to-text:t">
                   <w:txbxContent>
                     <w:p>
@@ -5011,6 +4869,7 @@
           <w:noProof/>
           <w:sz w:val="20"/>
           <w:szCs w:val="20"/>
+          <w:lang w:bidi="ne-NP"/>
         </w:rPr>
         <w:drawing>
           <wp:anchor distT="0" distB="0" distL="114300" distR="114300" simplePos="0" relativeHeight="251663360" behindDoc="1" locked="0" layoutInCell="1" allowOverlap="1" wp14:anchorId="3199B34D" wp14:editId="4DF48B8E">
@@ -5074,6 +4933,7 @@
           <w:noProof/>
           <w:sz w:val="20"/>
           <w:szCs w:val="20"/>
+          <w:lang w:bidi="ne-NP"/>
         </w:rPr>
         <w:drawing>
           <wp:anchor distT="0" distB="0" distL="114300" distR="114300" simplePos="0" relativeHeight="251653120" behindDoc="1" locked="0" layoutInCell="1" allowOverlap="1" wp14:anchorId="19036834" wp14:editId="6481FE2F">
@@ -5336,7 +5196,7 @@
         </w:rPr>
       </w:pPr>
     </w:p>
-    <w:bookmarkEnd w:id="0"/>
+    <w:bookmarkEnd w:id="1"/>
     <w:p>
       <w:pPr>
         <w:rPr>
@@ -5356,7 +5216,7 @@
 </file>
 
 <file path=word/endnotes.xml><?xml version="1.0" encoding="utf-8"?>
-<w:endnotes xmlns:wpc="http://schemas.microsoft.com/office/word/2010/wordprocessingCanvas" xmlns:cx="http://schemas.microsoft.com/office/drawing/2014/chartex" xmlns:cx1="http://schemas.microsoft.com/office/drawing/2015/9/8/chartex" xmlns:cx2="http://schemas.microsoft.com/office/drawing/2015/10/21/chartex" xmlns:cx3="http://schemas.microsoft.com/office/drawing/2016/5/9/chartex" xmlns:cx4="http://schemas.microsoft.com/office/drawing/2016/5/10/chartex" xmlns:cx5="http://schemas.microsoft.com/office/drawing/2016/5/11/chartex" xmlns:cx6="http://schemas.microsoft.com/office/drawing/2016/5/12/chartex" xmlns:cx7="http://schemas.microsoft.com/office/drawing/2016/5/13/chartex" xmlns:cx8="http://schemas.microsoft.com/office/drawing/2016/5/14/chartex" xmlns:mc="http://schemas.openxmlformats.org/markup-compatibility/2006" xmlns:aink="http://schemas.microsoft.com/office/drawing/2016/ink" xmlns:am3d="http://schemas.microsoft.com/office/drawing/2017/model3d" xmlns:o="urn:schemas-microsoft-com:office:office" xmlns:oel="http://schemas.microsoft.com/office/2019/extlst" xmlns:r="http://schemas.openxmlformats.org/officeDocument/2006/relationships" xmlns:m="http://schemas.openxmlformats.org/officeDocument/2006/math" xmlns:v="urn:schemas-microsoft-com:vml" xmlns:wp14="http://schemas.microsoft.com/office/word/2010/wordprocessingDrawing" xmlns:wp="http://schemas.openxmlformats.org/drawingml/2006/wordprocessingDrawing" xmlns:w10="urn:schemas-microsoft-com:office:word" xmlns:w="http://schemas.openxmlformats.org/wordprocessingml/2006/main" xmlns:w14="http://schemas.microsoft.com/office/word/2010/wordml" xmlns:w15="http://schemas.microsoft.com/office/word/2012/wordml" xmlns:w16cex="http://schemas.microsoft.com/office/word/2018/wordml/cex" xmlns:w16cid="http://schemas.microsoft.com/office/word/2016/wordml/cid" xmlns:w16="http://schemas.microsoft.com/office/word/2018/wordml" xmlns:w16du="http://schemas.microsoft.com/office/word/2023/wordml/word16du" xmlns:w16sdtdh="http://schemas.microsoft.com/office/word/2020/wordml/sdtdatahash" xmlns:w16sdtfl="http://schemas.microsoft.com/office/word/2024/wordml/sdtformatlock" xmlns:w16se="http://schemas.microsoft.com/office/word/2015/wordml/symex" xmlns:wpg="http://schemas.microsoft.com/office/word/2010/wordprocessingGroup" xmlns:wpi="http://schemas.microsoft.com/office/word/2010/wordprocessingInk" xmlns:wne="http://schemas.microsoft.com/office/word/2006/wordml" xmlns:wps="http://schemas.microsoft.com/office/word/2010/wordprocessingShape" mc:Ignorable="w14 w15 w16se w16cid w16 w16cex w16sdtdh w16sdtfl w16du wp14">
+<w:endnotes xmlns:wpc="http://schemas.microsoft.com/office/word/2010/wordprocessingCanvas" xmlns:cx="http://schemas.microsoft.com/office/drawing/2014/chartex" xmlns:mc="http://schemas.openxmlformats.org/markup-compatibility/2006" xmlns:o="urn:schemas-microsoft-com:office:office" xmlns:r="http://schemas.openxmlformats.org/officeDocument/2006/relationships" xmlns:m="http://schemas.openxmlformats.org/officeDocument/2006/math" xmlns:v="urn:schemas-microsoft-com:vml" xmlns:wp14="http://schemas.microsoft.com/office/word/2010/wordprocessingDrawing" xmlns:wp="http://schemas.openxmlformats.org/drawingml/2006/wordprocessingDrawing" xmlns:w10="urn:schemas-microsoft-com:office:word" xmlns:w="http://schemas.openxmlformats.org/wordprocessingml/2006/main" xmlns:w14="http://schemas.microsoft.com/office/word/2010/wordml" xmlns:w15="http://schemas.microsoft.com/office/word/2012/wordml" xmlns:w16se="http://schemas.microsoft.com/office/word/2015/wordml/symex" xmlns:wpg="http://schemas.microsoft.com/office/word/2010/wordprocessingGroup" xmlns:wpi="http://schemas.microsoft.com/office/word/2010/wordprocessingInk" xmlns:wne="http://schemas.microsoft.com/office/word/2006/wordml" xmlns:wps="http://schemas.microsoft.com/office/word/2010/wordprocessingShape" mc:Ignorable="w14 w15 w16se wp14">
   <w:endnote w:type="separator" w:id="-1">
     <w:p>
       <w:pPr>
@@ -5381,7 +5241,7 @@
 </file>
 
 <file path=word/footnotes.xml><?xml version="1.0" encoding="utf-8"?>
-<w:footnotes xmlns:wpc="http://schemas.microsoft.com/office/word/2010/wordprocessingCanvas" xmlns:cx="http://schemas.microsoft.com/office/drawing/2014/chartex" xmlns:cx1="http://schemas.microsoft.com/office/drawing/2015/9/8/chartex" xmlns:cx2="http://schemas.microsoft.com/office/drawing/2015/10/21/chartex" xmlns:cx3="http://schemas.microsoft.com/office/drawing/2016/5/9/chartex" xmlns:cx4="http://schemas.microsoft.com/office/drawing/2016/5/10/chartex" xmlns:cx5="http://schemas.microsoft.com/office/drawing/2016/5/11/chartex" xmlns:cx6="http://schemas.microsoft.com/office/drawing/2016/5/12/chartex" xmlns:cx7="http://schemas.microsoft.com/office/drawing/2016/5/13/chartex" xmlns:cx8="http://schemas.microsoft.com/office/drawing/2016/5/14/chartex" xmlns:mc="http://schemas.openxmlformats.org/markup-compatibility/2006" xmlns:aink="http://schemas.microsoft.com/office/drawing/2016/ink" xmlns:am3d="http://schemas.microsoft.com/office/drawing/2017/model3d" xmlns:o="urn:schemas-microsoft-com:office:office" xmlns:oel="http://schemas.microsoft.com/office/2019/extlst" xmlns:r="http://schemas.openxmlformats.org/officeDocument/2006/relationships" xmlns:m="http://schemas.openxmlformats.org/officeDocument/2006/math" xmlns:v="urn:schemas-microsoft-com:vml" xmlns:wp14="http://schemas.microsoft.com/office/word/2010/wordprocessingDrawing" xmlns:wp="http://schemas.openxmlformats.org/drawingml/2006/wordprocessingDrawing" xmlns:w10="urn:schemas-microsoft-com:office:word" xmlns:w="http://schemas.openxmlformats.org/wordprocessingml/2006/main" xmlns:w14="http://schemas.microsoft.com/office/word/2010/wordml" xmlns:w15="http://schemas.microsoft.com/office/word/2012/wordml" xmlns:w16cex="http://schemas.microsoft.com/office/word/2018/wordml/cex" xmlns:w16cid="http://schemas.microsoft.com/office/word/2016/wordml/cid" xmlns:w16="http://schemas.microsoft.com/office/word/2018/wordml" xmlns:w16du="http://schemas.microsoft.com/office/word/2023/wordml/word16du" xmlns:w16sdtdh="http://schemas.microsoft.com/office/word/2020/wordml/sdtdatahash" xmlns:w16sdtfl="http://schemas.microsoft.com/office/word/2024/wordml/sdtformatlock" xmlns:w16se="http://schemas.microsoft.com/office/word/2015/wordml/symex" xmlns:wpg="http://schemas.microsoft.com/office/word/2010/wordprocessingGroup" xmlns:wpi="http://schemas.microsoft.com/office/word/2010/wordprocessingInk" xmlns:wne="http://schemas.microsoft.com/office/word/2006/wordml" xmlns:wps="http://schemas.microsoft.com/office/word/2010/wordprocessingShape" mc:Ignorable="w14 w15 w16se w16cid w16 w16cex w16sdtdh w16sdtfl w16du wp14">
+<w:footnotes xmlns:wpc="http://schemas.microsoft.com/office/word/2010/wordprocessingCanvas" xmlns:cx="http://schemas.microsoft.com/office/drawing/2014/chartex" xmlns:mc="http://schemas.openxmlformats.org/markup-compatibility/2006" xmlns:o="urn:schemas-microsoft-com:office:office" xmlns:r="http://schemas.openxmlformats.org/officeDocument/2006/relationships" xmlns:m="http://schemas.openxmlformats.org/officeDocument/2006/math" xmlns:v="urn:schemas-microsoft-com:vml" xmlns:wp14="http://schemas.microsoft.com/office/word/2010/wordprocessingDrawing" xmlns:wp="http://schemas.openxmlformats.org/drawingml/2006/wordprocessingDrawing" xmlns:w10="urn:schemas-microsoft-com:office:word" xmlns:w="http://schemas.openxmlformats.org/wordprocessingml/2006/main" xmlns:w14="http://schemas.microsoft.com/office/word/2010/wordml" xmlns:w15="http://schemas.microsoft.com/office/word/2012/wordml" xmlns:w16se="http://schemas.microsoft.com/office/word/2015/wordml/symex" xmlns:wpg="http://schemas.microsoft.com/office/word/2010/wordprocessingGroup" xmlns:wpi="http://schemas.microsoft.com/office/word/2010/wordprocessingInk" xmlns:wne="http://schemas.microsoft.com/office/word/2006/wordml" xmlns:wps="http://schemas.microsoft.com/office/word/2010/wordprocessingShape" mc:Ignorable="w14 w15 w16se wp14">
   <w:footnote w:type="separator" w:id="-1">
     <w:p>
       <w:pPr>
@@ -5406,7 +5266,16 @@
 </file>
 
 <file path=word/header1.xml><?xml version="1.0" encoding="utf-8"?>
-<w:hdr xmlns:wpc="http://schemas.microsoft.com/office/word/2010/wordprocessingCanvas" xmlns:cx="http://schemas.microsoft.com/office/drawing/2014/chartex" xmlns:cx1="http://schemas.microsoft.com/office/drawing/2015/9/8/chartex" xmlns:cx2="http://schemas.microsoft.com/office/drawing/2015/10/21/chartex" xmlns:cx3="http://schemas.microsoft.com/office/drawing/2016/5/9/chartex" xmlns:cx4="http://schemas.microsoft.com/office/drawing/2016/5/10/chartex" xmlns:cx5="http://schemas.microsoft.com/office/drawing/2016/5/11/chartex" xmlns:cx6="http://schemas.microsoft.com/office/drawing/2016/5/12/chartex" xmlns:cx7="http://schemas.microsoft.com/office/drawing/2016/5/13/chartex" xmlns:cx8="http://schemas.microsoft.com/office/drawing/2016/5/14/chartex" xmlns:mc="http://schemas.openxmlformats.org/markup-compatibility/2006" xmlns:aink="http://schemas.microsoft.com/office/drawing/2016/ink" xmlns:am3d="http://schemas.microsoft.com/office/drawing/2017/model3d" xmlns:o="urn:schemas-microsoft-com:office:office" xmlns:oel="http://schemas.microsoft.com/office/2019/extlst" xmlns:r="http://schemas.openxmlformats.org/officeDocument/2006/relationships" xmlns:m="http://schemas.openxmlformats.org/officeDocument/2006/math" xmlns:v="urn:schemas-microsoft-com:vml" xmlns:wp14="http://schemas.microsoft.com/office/word/2010/wordprocessingDrawing" xmlns:wp="http://schemas.openxmlformats.org/drawingml/2006/wordprocessingDrawing" xmlns:w10="urn:schemas-microsoft-com:office:word" xmlns:w="http://schemas.openxmlformats.org/wordprocessingml/2006/main" xmlns:w14="http://schemas.microsoft.com/office/word/2010/wordml" xmlns:w15="http://schemas.microsoft.com/office/word/2012/wordml" xmlns:w16cex="http://schemas.microsoft.com/office/word/2018/wordml/cex" xmlns:w16cid="http://schemas.microsoft.com/office/word/2016/wordml/cid" xmlns:w16="http://schemas.microsoft.com/office/word/2018/wordml" xmlns:w16du="http://schemas.microsoft.com/office/word/2023/wordml/word16du" xmlns:w16sdtdh="http://schemas.microsoft.com/office/word/2020/wordml/sdtdatahash" xmlns:w16sdtfl="http://schemas.microsoft.com/office/word/2024/wordml/sdtformatlock" xmlns:w16se="http://schemas.microsoft.com/office/word/2015/wordml/symex" xmlns:wpg="http://schemas.microsoft.com/office/word/2010/wordprocessingGroup" xmlns:wpi="http://schemas.microsoft.com/office/word/2010/wordprocessingInk" xmlns:wne="http://schemas.microsoft.com/office/word/2006/wordml" xmlns:wps="http://schemas.microsoft.com/office/word/2010/wordprocessingShape" mc:Ignorable="w14 w15 w16se w16cid w16 w16cex w16sdtdh w16sdtfl w16du wp14">
+<w:hdr xmlns:wpc="http://schemas.microsoft.com/office/word/2010/wordprocessingCanvas" xmlns:cx="http://schemas.microsoft.com/office/drawing/2014/chartex" xmlns:mc="http://schemas.openxmlformats.org/markup-compatibility/2006" xmlns:o="urn:schemas-microsoft-com:office:office" xmlns:r="http://schemas.openxmlformats.org/officeDocument/2006/relationships" xmlns:m="http://schemas.openxmlformats.org/officeDocument/2006/math" xmlns:v="urn:schemas-microsoft-com:vml" xmlns:wp14="http://schemas.microsoft.com/office/word/2010/wordprocessingDrawing" xmlns:wp="http://schemas.openxmlformats.org/drawingml/2006/wordprocessingDrawing" xmlns:w10="urn:schemas-microsoft-com:office:word" xmlns:w="http://schemas.openxmlformats.org/wordprocessingml/2006/main" xmlns:w14="http://schemas.microsoft.com/office/word/2010/wordml" xmlns:w15="http://schemas.microsoft.com/office/word/2012/wordml" xmlns:w16se="http://schemas.microsoft.com/office/word/2015/wordml/symex" xmlns:wpg="http://schemas.microsoft.com/office/word/2010/wordprocessingGroup" xmlns:wpi="http://schemas.microsoft.com/office/word/2010/wordprocessingInk" xmlns:wne="http://schemas.microsoft.com/office/word/2006/wordml" xmlns:wps="http://schemas.microsoft.com/office/word/2010/wordprocessingShape" mc:Ignorable="w14 w15 w16se wp14">
+  <w:p>
+    <w:pPr>
+      <w:jc w:val="center"/>
+      <w:rPr>
+        <w:b/>
+        <w:sz w:val="32"/>
+      </w:rPr>
+    </w:pPr>
+  </w:p>
   <w:p>
     <w:pPr>
       <w:jc w:val="center"/>
@@ -5467,6 +5336,7 @@
     <w:r>
       <w:rPr>
         <w:noProof/>
+        <w:lang w:bidi="ne-NP"/>
       </w:rPr>
       <mc:AlternateContent>
         <mc:Choice Requires="wps">
@@ -5520,7 +5390,7 @@
         </mc:Choice>
         <mc:Fallback>
           <w:pict>
-            <v:line w14:anchorId="5F6DBD8B" id="Straight Connector 1" o:spid="_x0000_s1026" style="position:absolute;z-index:251656192;visibility:visible;mso-wrap-style:square;mso-wrap-distance-left:9pt;mso-wrap-distance-top:0;mso-wrap-distance-right:9pt;mso-wrap-distance-bottom:0;mso-position-horizontal:absolute;mso-position-horizontal-relative:text;mso-position-vertical:absolute;mso-position-vertical-relative:text" from="-28.25pt,7.7pt" to="550.55pt,7.7pt" o:gfxdata="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" strokecolor="#4f81bd [3204]" strokeweight="2pt">
+            <v:line w14:anchorId="1ADB6AC8" id="Straight Connector 1" o:spid="_x0000_s1026" style="position:absolute;z-index:251656192;visibility:visible;mso-wrap-style:square;mso-wrap-distance-left:9pt;mso-wrap-distance-top:0;mso-wrap-distance-right:9pt;mso-wrap-distance-bottom:0;mso-position-horizontal:absolute;mso-position-horizontal-relative:text;mso-position-vertical:absolute;mso-position-vertical-relative:text" from="-28.25pt,7.7pt" to="550.55pt,7.7pt" o:gfxdata="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" strokecolor="#4f81bd [3204]" strokeweight="2pt">
               <v:shadow on="t" color="black" opacity="24903f" origin=",.5" offset="0,.55556mm"/>
             </v:line>
           </w:pict>
@@ -5532,7 +5402,16 @@
 </file>
 
 <file path=word/header2.xml><?xml version="1.0" encoding="utf-8"?>
-<w:hdr xmlns:wpc="http://schemas.microsoft.com/office/word/2010/wordprocessingCanvas" xmlns:cx="http://schemas.microsoft.com/office/drawing/2014/chartex" xmlns:cx1="http://schemas.microsoft.com/office/drawing/2015/9/8/chartex" xmlns:cx2="http://schemas.microsoft.com/office/drawing/2015/10/21/chartex" xmlns:cx3="http://schemas.microsoft.com/office/drawing/2016/5/9/chartex" xmlns:cx4="http://schemas.microsoft.com/office/drawing/2016/5/10/chartex" xmlns:cx5="http://schemas.microsoft.com/office/drawing/2016/5/11/chartex" xmlns:cx6="http://schemas.microsoft.com/office/drawing/2016/5/12/chartex" xmlns:cx7="http://schemas.microsoft.com/office/drawing/2016/5/13/chartex" xmlns:cx8="http://schemas.microsoft.com/office/drawing/2016/5/14/chartex" xmlns:mc="http://schemas.openxmlformats.org/markup-compatibility/2006" xmlns:aink="http://schemas.microsoft.com/office/drawing/2016/ink" xmlns:am3d="http://schemas.microsoft.com/office/drawing/2017/model3d" xmlns:o="urn:schemas-microsoft-com:office:office" xmlns:oel="http://schemas.microsoft.com/office/2019/extlst" xmlns:r="http://schemas.openxmlformats.org/officeDocument/2006/relationships" xmlns:m="http://schemas.openxmlformats.org/officeDocument/2006/math" xmlns:v="urn:schemas-microsoft-com:vml" xmlns:wp14="http://schemas.microsoft.com/office/word/2010/wordprocessingDrawing" xmlns:wp="http://schemas.openxmlformats.org/drawingml/2006/wordprocessingDrawing" xmlns:w10="urn:schemas-microsoft-com:office:word" xmlns:w="http://schemas.openxmlformats.org/wordprocessingml/2006/main" xmlns:w14="http://schemas.microsoft.com/office/word/2010/wordml" xmlns:w15="http://schemas.microsoft.com/office/word/2012/wordml" xmlns:w16cex="http://schemas.microsoft.com/office/word/2018/wordml/cex" xmlns:w16cid="http://schemas.microsoft.com/office/word/2016/wordml/cid" xmlns:w16="http://schemas.microsoft.com/office/word/2018/wordml" xmlns:w16du="http://schemas.microsoft.com/office/word/2023/wordml/word16du" xmlns:w16sdtdh="http://schemas.microsoft.com/office/word/2020/wordml/sdtdatahash" xmlns:w16sdtfl="http://schemas.microsoft.com/office/word/2024/wordml/sdtformatlock" xmlns:w16se="http://schemas.microsoft.com/office/word/2015/wordml/symex" xmlns:wpg="http://schemas.microsoft.com/office/word/2010/wordprocessingGroup" xmlns:wpi="http://schemas.microsoft.com/office/word/2010/wordprocessingInk" xmlns:wne="http://schemas.microsoft.com/office/word/2006/wordml" xmlns:wps="http://schemas.microsoft.com/office/word/2010/wordprocessingShape" mc:Ignorable="w14 w15 w16se w16cid w16 w16cex w16sdtdh w16sdtfl w16du wp14">
+<w:hdr xmlns:wpc="http://schemas.microsoft.com/office/word/2010/wordprocessingCanvas" xmlns:cx="http://schemas.microsoft.com/office/drawing/2014/chartex" xmlns:mc="http://schemas.openxmlformats.org/markup-compatibility/2006" xmlns:o="urn:schemas-microsoft-com:office:office" xmlns:r="http://schemas.openxmlformats.org/officeDocument/2006/relationships" xmlns:m="http://schemas.openxmlformats.org/officeDocument/2006/math" xmlns:v="urn:schemas-microsoft-com:vml" xmlns:wp14="http://schemas.microsoft.com/office/word/2010/wordprocessingDrawing" xmlns:wp="http://schemas.openxmlformats.org/drawingml/2006/wordprocessingDrawing" xmlns:w10="urn:schemas-microsoft-com:office:word" xmlns:w="http://schemas.openxmlformats.org/wordprocessingml/2006/main" xmlns:w14="http://schemas.microsoft.com/office/word/2010/wordml" xmlns:w15="http://schemas.microsoft.com/office/word/2012/wordml" xmlns:w16se="http://schemas.microsoft.com/office/word/2015/wordml/symex" xmlns:wpg="http://schemas.microsoft.com/office/word/2010/wordprocessingGroup" xmlns:wpi="http://schemas.microsoft.com/office/word/2010/wordprocessingInk" xmlns:wne="http://schemas.microsoft.com/office/word/2006/wordml" xmlns:wps="http://schemas.microsoft.com/office/word/2010/wordprocessingShape" mc:Ignorable="w14 w15 w16se wp14">
+  <w:p>
+    <w:pPr>
+      <w:jc w:val="center"/>
+      <w:rPr>
+        <w:b/>
+        <w:sz w:val="32"/>
+      </w:rPr>
+    </w:pPr>
+  </w:p>
   <w:p>
     <w:pPr>
       <w:jc w:val="center"/>
@@ -5556,6 +5435,7 @@
     <w:r>
       <w:rPr>
         <w:noProof/>
+        <w:lang w:bidi="ne-NP"/>
       </w:rPr>
       <mc:AlternateContent>
         <mc:Choice Requires="wps">
@@ -5609,7 +5489,7 @@
         </mc:Choice>
         <mc:Fallback>
           <w:pict>
-            <v:line w14:anchorId="67324344" id="Straight Connector 1" o:spid="_x0000_s1026" style="position:absolute;z-index:251662336;visibility:visible;mso-wrap-style:square;mso-wrap-distance-left:9pt;mso-wrap-distance-top:0;mso-wrap-distance-right:9pt;mso-wrap-distance-bottom:0;mso-position-horizontal:absolute;mso-position-horizontal-relative:text;mso-position-vertical:absolute;mso-position-vertical-relative:text" from="-21.75pt,26.45pt" to="557.05pt,26.45pt" o:gfxdata="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" strokecolor="#4f81bd [3204]" strokeweight="2pt">
+            <v:line w14:anchorId="052473CE" id="Straight Connector 1" o:spid="_x0000_s1026" style="position:absolute;z-index:251662336;visibility:visible;mso-wrap-style:square;mso-wrap-distance-left:9pt;mso-wrap-distance-top:0;mso-wrap-distance-right:9pt;mso-wrap-distance-bottom:0;mso-position-horizontal:absolute;mso-position-horizontal-relative:text;mso-position-vertical:absolute;mso-position-vertical-relative:text" from="-21.75pt,26.45pt" to="557.05pt,26.45pt" o:gfxdata="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" strokecolor="#4f81bd [3204]" strokeweight="2pt">
               <v:shadow on="t" color="black" opacity="24903f" origin=",.5" offset="0,.55556mm"/>
             </v:line>
           </w:pict>
@@ -5632,7 +5512,7 @@
 </file>
 
 <file path=word/numbering.xml><?xml version="1.0" encoding="utf-8"?>
-<w:numbering xmlns:wpc="http://schemas.microsoft.com/office/word/2010/wordprocessingCanvas" xmlns:cx="http://schemas.microsoft.com/office/drawing/2014/chartex" xmlns:cx1="http://schemas.microsoft.com/office/drawing/2015/9/8/chartex" xmlns:cx2="http://schemas.microsoft.com/office/drawing/2015/10/21/chartex" xmlns:cx3="http://schemas.microsoft.com/office/drawing/2016/5/9/chartex" xmlns:cx4="http://schemas.microsoft.com/office/drawing/2016/5/10/chartex" xmlns:cx5="http://schemas.microsoft.com/office/drawing/2016/5/11/chartex" xmlns:cx6="http://schemas.microsoft.com/office/drawing/2016/5/12/chartex" xmlns:cx7="http://schemas.microsoft.com/office/drawing/2016/5/13/chartex" xmlns:cx8="http://schemas.microsoft.com/office/drawing/2016/5/14/chartex" xmlns:mc="http://schemas.openxmlformats.org/markup-compatibility/2006" xmlns:aink="http://schemas.microsoft.com/office/drawing/2016/ink" xmlns:am3d="http://schemas.microsoft.com/office/drawing/2017/model3d" xmlns:o="urn:schemas-microsoft-com:office:office" xmlns:oel="http://schemas.microsoft.com/office/2019/extlst" xmlns:r="http://schemas.openxmlformats.org/officeDocument/2006/relationships" xmlns:m="http://schemas.openxmlformats.org/officeDocument/2006/math" xmlns:v="urn:schemas-microsoft-com:vml" xmlns:wp14="http://schemas.microsoft.com/office/word/2010/wordprocessingDrawing" xmlns:wp="http://schemas.openxmlformats.org/drawingml/2006/wordprocessingDrawing" xmlns:w10="urn:schemas-microsoft-com:office:word" xmlns:w="http://schemas.openxmlformats.org/wordprocessingml/2006/main" xmlns:w14="http://schemas.microsoft.com/office/word/2010/wordml" xmlns:w15="http://schemas.microsoft.com/office/word/2012/wordml" xmlns:w16cex="http://schemas.microsoft.com/office/word/2018/wordml/cex" xmlns:w16cid="http://schemas.microsoft.com/office/word/2016/wordml/cid" xmlns:w16="http://schemas.microsoft.com/office/word/2018/wordml" xmlns:w16du="http://schemas.microsoft.com/office/word/2023/wordml/word16du" xmlns:w16sdtdh="http://schemas.microsoft.com/office/word/2020/wordml/sdtdatahash" xmlns:w16sdtfl="http://schemas.microsoft.com/office/word/2024/wordml/sdtformatlock" xmlns:w16se="http://schemas.microsoft.com/office/word/2015/wordml/symex" xmlns:wpg="http://schemas.microsoft.com/office/word/2010/wordprocessingGroup" xmlns:wpi="http://schemas.microsoft.com/office/word/2010/wordprocessingInk" xmlns:wne="http://schemas.microsoft.com/office/word/2006/wordml" xmlns:wps="http://schemas.microsoft.com/office/word/2010/wordprocessingShape" mc:Ignorable="w14 w15 w16se w16cid w16 w16cex w16sdtdh w16sdtfl w16du wp14">
+<w:numbering xmlns:wpc="http://schemas.microsoft.com/office/word/2010/wordprocessingCanvas" xmlns:cx="http://schemas.microsoft.com/office/drawing/2014/chartex" xmlns:mc="http://schemas.openxmlformats.org/markup-compatibility/2006" xmlns:o="urn:schemas-microsoft-com:office:office" xmlns:r="http://schemas.openxmlformats.org/officeDocument/2006/relationships" xmlns:m="http://schemas.openxmlformats.org/officeDocument/2006/math" xmlns:v="urn:schemas-microsoft-com:vml" xmlns:wp14="http://schemas.microsoft.com/office/word/2010/wordprocessingDrawing" xmlns:wp="http://schemas.openxmlformats.org/drawingml/2006/wordprocessingDrawing" xmlns:w10="urn:schemas-microsoft-com:office:word" xmlns:w="http://schemas.openxmlformats.org/wordprocessingml/2006/main" xmlns:w14="http://schemas.microsoft.com/office/word/2010/wordml" xmlns:w15="http://schemas.microsoft.com/office/word/2012/wordml" xmlns:w16se="http://schemas.microsoft.com/office/word/2015/wordml/symex" xmlns:wpg="http://schemas.microsoft.com/office/word/2010/wordprocessingGroup" xmlns:wpi="http://schemas.microsoft.com/office/word/2010/wordprocessingInk" xmlns:wne="http://schemas.microsoft.com/office/word/2006/wordml" xmlns:wps="http://schemas.microsoft.com/office/word/2010/wordprocessingShape" mc:Ignorable="w14 w15 w16se wp14">
   <w:abstractNum w:abstractNumId="0" w15:restartNumberingAfterBreak="0">
     <w:nsid w:val="FFFFFF7C"/>
     <w:multiLevelType w:val="singleLevel"/>
@@ -6189,50 +6069,50 @@
       </w:pPr>
     </w:lvl>
   </w:abstractNum>
-  <w:num w:numId="1" w16cid:durableId="1232157031">
+  <w:num w:numId="1">
     <w:abstractNumId w:val="8"/>
   </w:num>
-  <w:num w:numId="2" w16cid:durableId="988632694">
+  <w:num w:numId="2">
     <w:abstractNumId w:val="6"/>
   </w:num>
-  <w:num w:numId="3" w16cid:durableId="369650798">
+  <w:num w:numId="3">
     <w:abstractNumId w:val="5"/>
   </w:num>
-  <w:num w:numId="4" w16cid:durableId="1440682096">
+  <w:num w:numId="4">
     <w:abstractNumId w:val="4"/>
   </w:num>
-  <w:num w:numId="5" w16cid:durableId="380401789">
+  <w:num w:numId="5">
     <w:abstractNumId w:val="7"/>
   </w:num>
-  <w:num w:numId="6" w16cid:durableId="1929657740">
+  <w:num w:numId="6">
     <w:abstractNumId w:val="3"/>
   </w:num>
-  <w:num w:numId="7" w16cid:durableId="120005895">
+  <w:num w:numId="7">
     <w:abstractNumId w:val="2"/>
   </w:num>
-  <w:num w:numId="8" w16cid:durableId="382213495">
+  <w:num w:numId="8">
     <w:abstractNumId w:val="1"/>
   </w:num>
-  <w:num w:numId="9" w16cid:durableId="1620262556">
+  <w:num w:numId="9">
     <w:abstractNumId w:val="0"/>
   </w:num>
-  <w:num w:numId="10" w16cid:durableId="1343699106">
+  <w:num w:numId="10">
     <w:abstractNumId w:val="10"/>
   </w:num>
-  <w:num w:numId="11" w16cid:durableId="1560288724">
+  <w:num w:numId="11">
     <w:abstractNumId w:val="12"/>
   </w:num>
-  <w:num w:numId="12" w16cid:durableId="419957536">
+  <w:num w:numId="12">
     <w:abstractNumId w:val="11"/>
   </w:num>
-  <w:num w:numId="13" w16cid:durableId="1448506024">
+  <w:num w:numId="13">
     <w:abstractNumId w:val="9"/>
   </w:num>
 </w:numbering>
 </file>
 
 <file path=word/styles.xml><?xml version="1.0" encoding="utf-8"?>
-<w:styles xmlns:mc="http://schemas.openxmlformats.org/markup-compatibility/2006" xmlns:r="http://schemas.openxmlformats.org/officeDocument/2006/relationships" xmlns:w="http://schemas.openxmlformats.org/wordprocessingml/2006/main" xmlns:w14="http://schemas.microsoft.com/office/word/2010/wordml" xmlns:w15="http://schemas.microsoft.com/office/word/2012/wordml" xmlns:w16cex="http://schemas.microsoft.com/office/word/2018/wordml/cex" xmlns:w16cid="http://schemas.microsoft.com/office/word/2016/wordml/cid" xmlns:w16="http://schemas.microsoft.com/office/word/2018/wordml" xmlns:w16du="http://schemas.microsoft.com/office/word/2023/wordml/word16du" xmlns:w16sdtdh="http://schemas.microsoft.com/office/word/2020/wordml/sdtdatahash" xmlns:w16sdtfl="http://schemas.microsoft.com/office/word/2024/wordml/sdtformatlock" xmlns:w16se="http://schemas.microsoft.com/office/word/2015/wordml/symex" mc:Ignorable="w14 w15 w16se w16cid w16 w16cex w16sdtdh w16sdtfl w16du">
+<w:styles xmlns:mc="http://schemas.openxmlformats.org/markup-compatibility/2006" xmlns:r="http://schemas.openxmlformats.org/officeDocument/2006/relationships" xmlns:w="http://schemas.openxmlformats.org/wordprocessingml/2006/main" xmlns:w14="http://schemas.microsoft.com/office/word/2010/wordml" xmlns:w15="http://schemas.microsoft.com/office/word/2012/wordml" xmlns:w16se="http://schemas.microsoft.com/office/word/2015/wordml/symex" mc:Ignorable="w14 w15 w16se">
   <w:docDefaults>
     <w:rPrDefault>
       <w:rPr>
@@ -6248,7 +6128,7 @@
       </w:pPr>
     </w:pPrDefault>
   </w:docDefaults>
-  <w:latentStyles w:defLockedState="0" w:defUIPriority="99" w:defSemiHidden="0" w:defUnhideWhenUsed="0" w:defQFormat="0" w:count="376">
+  <w:latentStyles w:defLockedState="0" w:defUIPriority="99" w:defSemiHidden="0" w:defUnhideWhenUsed="0" w:defQFormat="0" w:count="371">
     <w:lsdException w:name="Normal" w:uiPriority="0" w:qFormat="1"/>
     <w:lsdException w:name="heading 1" w:uiPriority="9" w:qFormat="1"/>
     <w:lsdException w:name="heading 2" w:semiHidden="1" w:uiPriority="9" w:unhideWhenUsed="1" w:qFormat="1"/>
@@ -6611,11 +6491,6 @@
     <w:lsdException w:name="List Table 5 Dark Accent 6" w:uiPriority="50"/>
     <w:lsdException w:name="List Table 6 Colorful Accent 6" w:uiPriority="51"/>
     <w:lsdException w:name="List Table 7 Colorful Accent 6" w:uiPriority="52"/>
-    <w:lsdException w:name="Mention" w:semiHidden="1" w:unhideWhenUsed="1"/>
-    <w:lsdException w:name="Smart Hyperlink" w:semiHidden="1" w:unhideWhenUsed="1"/>
-    <w:lsdException w:name="Hashtag" w:semiHidden="1" w:unhideWhenUsed="1"/>
-    <w:lsdException w:name="Unresolved Mention" w:semiHidden="1" w:unhideWhenUsed="1"/>
-    <w:lsdException w:name="Smart Link" w:semiHidden="1" w:unhideWhenUsed="1"/>
   </w:latentStyles>
   <w:style w:type="paragraph" w:default="1" w:styleId="Normal">
     <w:name w:val="Normal"/>
@@ -17950,7 +17825,7 @@
 </file>
 
 <file path=customXml/itemProps1.xml><?xml version="1.0" encoding="utf-8"?>
-<ds:datastoreItem xmlns:ds="http://schemas.openxmlformats.org/officeDocument/2006/customXml" ds:itemID="{EF278816-EC6F-A645-907D-7F25AECB1D4A}">
+<ds:datastoreItem xmlns:ds="http://schemas.openxmlformats.org/officeDocument/2006/customXml" ds:itemID="{49676841-1842-40D3-855E-9516B91D6D48}">
   <ds:schemaRefs>
     <ds:schemaRef ds:uri="http://schemas.openxmlformats.org/officeDocument/2006/bibliography"/>
   </ds:schemaRefs>
